--- a/por/docx/03.content.docx
+++ b/por/docx/03.content.docx
@@ -19,7 +19,7 @@
         <w:rPr>
           <w:lang w:val="pt_PT" w:bidi="pt_PT"/>
         </w:rPr>
-        <w:t>Resource: Notas de Estudo - Introduções aos Livros (Tyndale)</w:t>
+        <w:t>Resource: Tyndale Open Study Notes</w:t>
       </w:r>
       <w:r>
         <w:rPr>
@@ -112,7 +112,7 @@
         <w:rPr>
           <w:lang w:val="pt_PT" w:bidi="pt_PT"/>
         </w:rPr>
-        <w:t>Notas de Estudo - Introduções aos Livros (Tyndale)</w:t>
+        <w:t>Tyndale Open Study Notes</w:t>
       </w:r>
     </w:p>
     <w:p>

--- a/por/docx/03.content.docx
+++ b/por/docx/03.content.docx
@@ -19,7 +19,7 @@
         <w:rPr>
           <w:lang w:val="pt_PT" w:bidi="pt_PT"/>
         </w:rPr>
-        <w:t>Resource: Tyndale Open Study Notes</w:t>
+        <w:t>Resource: Aquifer Open Study Notes (Book Intros)</w:t>
       </w:r>
       <w:r>
         <w:rPr>
@@ -112,7 +112,7 @@
         <w:rPr>
           <w:lang w:val="pt_PT" w:bidi="pt_PT"/>
         </w:rPr>
-        <w:t>Tyndale Open Study Notes</w:t>
+        <w:t>Aquifer Open Study Notes (Book Intros)</w:t>
       </w:r>
     </w:p>
     <w:p>

--- a/por/docx/03.content.docx
+++ b/por/docx/03.content.docx
@@ -233,36 +233,24 @@
         </w:rPr>
         <w:t>Levítico permitiu que o antigo Israel vivesse em relação com um Deus santo. Mas agora que Cristo veio como nosso Sumo Sacerdote e sacrifício supremo — cumprindo assim muitos dos requisitos delineados em Levítico — o que as leis que governam o sistema de adoração do antigo Israel, com seus sacerdotes e sacrifícios de animais, têm a ver conosco? Levítico aumenta nossa compreensão da santidade de Deus. E a exigência de Deus para aqueles que o conhecem permanece a mesma: “Eu sou o Senhor seu Deus... Vocês devem ser santos porque eu sou santo” (</w:t>
       </w:r>
-      <w:hyperlink r:id="rId13">
-        <w:r>
-          <w:rPr>
-            <w:lang w:val="pt_PT" w:bidi="pt_PT"/>
-          </w:rPr>
-          <w:rPr>
-            <w:color w:val="0000EE"/>
-            <w:u w:val="single"/>
-          </w:rPr>
-          <w:t>Lv 11.44–45</w:t>
-        </w:r>
-      </w:hyperlink>
+      <w:r>
+        <w:rPr>
+          <w:lang w:val="pt_PT" w:bidi="pt_PT"/>
+        </w:rPr>
+        <w:t>Lv 11.44–45</w:t>
+      </w:r>
       <w:r>
         <w:rPr>
           <w:lang w:val="pt_PT" w:bidi="pt_PT"/>
         </w:rPr>
         <w:t xml:space="preserve">; </w:t>
       </w:r>
-      <w:hyperlink r:id="rId14">
-        <w:r>
-          <w:rPr>
-            <w:lang w:val="pt_PT" w:bidi="pt_PT"/>
-          </w:rPr>
-          <w:rPr>
-            <w:color w:val="0000EE"/>
-            <w:u w:val="single"/>
-          </w:rPr>
-          <w:t>1Pe 1.15–16</w:t>
-        </w:r>
-      </w:hyperlink>
+      <w:r>
+        <w:rPr>
+          <w:lang w:val="pt_PT" w:bidi="pt_PT"/>
+        </w:rPr>
+        <w:t>1Pe 1.15–16</w:t>
+      </w:r>
       <w:r>
         <w:rPr>
           <w:lang w:val="pt_PT" w:bidi="pt_PT"/>
@@ -294,180 +282,120 @@
         </w:rPr>
         <w:t>Levítico continua o relato da redenção que começou com as promessas feitas a Abraão (</w:t>
       </w:r>
-      <w:hyperlink r:id="rId15">
-        <w:r>
-          <w:rPr>
-            <w:lang w:val="pt_PT" w:bidi="pt_PT"/>
-          </w:rPr>
-          <w:rPr>
-            <w:color w:val="0000EE"/>
-            <w:u w:val="single"/>
-          </w:rPr>
-          <w:t>Gn 12</w:t>
-        </w:r>
-      </w:hyperlink>
+      <w:r>
+        <w:rPr>
+          <w:lang w:val="pt_PT" w:bidi="pt_PT"/>
+        </w:rPr>
+        <w:t>Gn 12</w:t>
+      </w:r>
       <w:r>
         <w:rPr>
           <w:lang w:val="pt_PT" w:bidi="pt_PT"/>
         </w:rPr>
         <w:t xml:space="preserve">, </w:t>
       </w:r>
-      <w:hyperlink r:id="rId16">
-        <w:r>
-          <w:rPr>
-            <w:lang w:val="pt_PT" w:bidi="pt_PT"/>
-          </w:rPr>
-          <w:rPr>
-            <w:color w:val="0000EE"/>
-            <w:u w:val="single"/>
-          </w:rPr>
-          <w:t>15</w:t>
-        </w:r>
-      </w:hyperlink>
+      <w:r>
+        <w:rPr>
+          <w:lang w:val="pt_PT" w:bidi="pt_PT"/>
+        </w:rPr>
+        <w:t>15</w:t>
+      </w:r>
       <w:r>
         <w:rPr>
           <w:lang w:val="pt_PT" w:bidi="pt_PT"/>
         </w:rPr>
         <w:t xml:space="preserve">, </w:t>
       </w:r>
-      <w:hyperlink r:id="rId17">
-        <w:r>
-          <w:rPr>
-            <w:lang w:val="pt_PT" w:bidi="pt_PT"/>
-          </w:rPr>
-          <w:rPr>
-            <w:color w:val="0000EE"/>
-            <w:u w:val="single"/>
-          </w:rPr>
-          <w:t>17</w:t>
-        </w:r>
-      </w:hyperlink>
+      <w:r>
+        <w:rPr>
+          <w:lang w:val="pt_PT" w:bidi="pt_PT"/>
+        </w:rPr>
+        <w:t>17</w:t>
+      </w:r>
       <w:r>
         <w:rPr>
           <w:lang w:val="pt_PT" w:bidi="pt_PT"/>
         </w:rPr>
         <w:t>) e a libertação dos israelitas da escravidão no Egito (</w:t>
       </w:r>
-      <w:hyperlink r:id="rId18">
-        <w:r>
-          <w:rPr>
-            <w:lang w:val="pt_PT" w:bidi="pt_PT"/>
-          </w:rPr>
-          <w:rPr>
-            <w:color w:val="0000EE"/>
-            <w:u w:val="single"/>
-          </w:rPr>
-          <w:t>Êx 1–15</w:t>
-        </w:r>
-      </w:hyperlink>
+      <w:r>
+        <w:rPr>
+          <w:lang w:val="pt_PT" w:bidi="pt_PT"/>
+        </w:rPr>
+        <w:t>Êx 1–15</w:t>
+      </w:r>
       <w:r>
         <w:rPr>
           <w:lang w:val="pt_PT" w:bidi="pt_PT"/>
         </w:rPr>
         <w:t>). O cenário de Levítico é aos pés do Monte Sinai. Os israelitas ainda não haviam vagado pelo deserto nem entrado na Terra Prometida de Canaã. Deus já havia estabelecido sua aliança com Israel, declarando os israelitas como seu tesouro especial, sacerdócio real e povo escolhido (</w:t>
       </w:r>
-      <w:hyperlink r:id="rId19">
-        <w:r>
-          <w:rPr>
-            <w:lang w:val="pt_PT" w:bidi="pt_PT"/>
-          </w:rPr>
-          <w:rPr>
-            <w:color w:val="0000EE"/>
-            <w:u w:val="single"/>
-          </w:rPr>
-          <w:t>Êx 19.5–6</w:t>
-        </w:r>
-      </w:hyperlink>
+      <w:r>
+        <w:rPr>
+          <w:lang w:val="pt_PT" w:bidi="pt_PT"/>
+        </w:rPr>
+        <w:t>Êx 19.5–6</w:t>
+      </w:r>
       <w:r>
         <w:rPr>
           <w:lang w:val="pt_PT" w:bidi="pt_PT"/>
         </w:rPr>
         <w:t>). O povo de Israel havia recebido os Dez Mandamentos (</w:t>
       </w:r>
-      <w:hyperlink r:id="rId20">
-        <w:r>
-          <w:rPr>
-            <w:lang w:val="pt_PT" w:bidi="pt_PT"/>
-          </w:rPr>
-          <w:rPr>
-            <w:color w:val="0000EE"/>
-            <w:u w:val="single"/>
-          </w:rPr>
-          <w:t>Êx 20.1–17</w:t>
-        </w:r>
-      </w:hyperlink>
+      <w:r>
+        <w:rPr>
+          <w:lang w:val="pt_PT" w:bidi="pt_PT"/>
+        </w:rPr>
+        <w:t>Êx 20.1–17</w:t>
+      </w:r>
       <w:r>
         <w:rPr>
           <w:lang w:val="pt_PT" w:bidi="pt_PT"/>
         </w:rPr>
         <w:t>), os planos para o Tabernáculo (</w:t>
       </w:r>
-      <w:hyperlink r:id="rId21">
-        <w:r>
-          <w:rPr>
-            <w:lang w:val="pt_PT" w:bidi="pt_PT"/>
-          </w:rPr>
-          <w:rPr>
-            <w:color w:val="0000EE"/>
-            <w:u w:val="single"/>
-          </w:rPr>
-          <w:t>Êx 25–27</w:t>
-        </w:r>
-      </w:hyperlink>
+      <w:r>
+        <w:rPr>
+          <w:lang w:val="pt_PT" w:bidi="pt_PT"/>
+        </w:rPr>
+        <w:t>Êx 25–27</w:t>
+      </w:r>
       <w:r>
         <w:rPr>
           <w:lang w:val="pt_PT" w:bidi="pt_PT"/>
         </w:rPr>
         <w:t xml:space="preserve">; </w:t>
       </w:r>
-      <w:hyperlink r:id="rId22">
-        <w:r>
-          <w:rPr>
-            <w:lang w:val="pt_PT" w:bidi="pt_PT"/>
-          </w:rPr>
-          <w:rPr>
-            <w:color w:val="0000EE"/>
-            <w:u w:val="single"/>
-          </w:rPr>
-          <w:t>30.1–38</w:t>
-        </w:r>
-      </w:hyperlink>
+      <w:r>
+        <w:rPr>
+          <w:lang w:val="pt_PT" w:bidi="pt_PT"/>
+        </w:rPr>
+        <w:t>30.1–38</w:t>
+      </w:r>
       <w:r>
         <w:rPr>
           <w:lang w:val="pt_PT" w:bidi="pt_PT"/>
         </w:rPr>
         <w:t>), e a instituição do sacerdócio (</w:t>
       </w:r>
-      <w:hyperlink r:id="rId23">
-        <w:r>
-          <w:rPr>
-            <w:lang w:val="pt_PT" w:bidi="pt_PT"/>
-          </w:rPr>
-          <w:rPr>
-            <w:color w:val="0000EE"/>
-            <w:u w:val="single"/>
-          </w:rPr>
-          <w:t>Êx 28–29</w:t>
-        </w:r>
-      </w:hyperlink>
+      <w:r>
+        <w:rPr>
+          <w:lang w:val="pt_PT" w:bidi="pt_PT"/>
+        </w:rPr>
+        <w:t>Êx 28–29</w:t>
+      </w:r>
       <w:r>
         <w:rPr>
           <w:lang w:val="pt_PT" w:bidi="pt_PT"/>
         </w:rPr>
         <w:t>). O Tabernáculo havia sido concluído e dedicado (</w:t>
       </w:r>
-      <w:hyperlink r:id="rId24">
-        <w:r>
-          <w:rPr>
-            <w:lang w:val="pt_PT" w:bidi="pt_PT"/>
-          </w:rPr>
-          <w:rPr>
-            <w:color w:val="0000EE"/>
-            <w:u w:val="single"/>
-          </w:rPr>
-          <w:t>Êx 35–40</w:t>
-        </w:r>
-      </w:hyperlink>
+      <w:r>
+        <w:rPr>
+          <w:lang w:val="pt_PT" w:bidi="pt_PT"/>
+        </w:rPr>
+        <w:t>Êx 35–40</w:t>
+      </w:r>
       <w:r>
         <w:rPr>
           <w:lang w:val="pt_PT" w:bidi="pt_PT"/>
@@ -499,36 +427,24 @@
         </w:rPr>
         <w:t xml:space="preserve">As regulamentações em Levítico tratam principalmente das atividades e responsabilidades da tribo sacerdotal de Levi, especialmente do sumo sacerdote (veja </w:t>
       </w:r>
-      <w:hyperlink r:id="rId25">
-        <w:r>
-          <w:rPr>
-            <w:lang w:val="pt_PT" w:bidi="pt_PT"/>
-          </w:rPr>
-          <w:rPr>
-            <w:color w:val="0000EE"/>
-            <w:u w:val="single"/>
-          </w:rPr>
-          <w:t>Êx 28</w:t>
-        </w:r>
-      </w:hyperlink>
+      <w:r>
+        <w:rPr>
+          <w:lang w:val="pt_PT" w:bidi="pt_PT"/>
+        </w:rPr>
+        <w:t>Êx 28</w:t>
+      </w:r>
       <w:r>
         <w:rPr>
           <w:lang w:val="pt_PT" w:bidi="pt_PT"/>
         </w:rPr>
         <w:t xml:space="preserve">; </w:t>
       </w:r>
-      <w:hyperlink r:id="rId26">
-        <w:r>
-          <w:rPr>
-            <w:lang w:val="pt_PT" w:bidi="pt_PT"/>
-          </w:rPr>
-          <w:rPr>
-            <w:color w:val="0000EE"/>
-            <w:u w:val="single"/>
-          </w:rPr>
-          <w:t>Nm 3.44–4.49</w:t>
-        </w:r>
-      </w:hyperlink>
+      <w:r>
+        <w:rPr>
+          <w:lang w:val="pt_PT" w:bidi="pt_PT"/>
+        </w:rPr>
+        <w:t>Nm 3.44–4.49</w:t>
+      </w:r>
       <w:r>
         <w:rPr>
           <w:lang w:val="pt_PT" w:bidi="pt_PT"/>
@@ -563,72 +479,48 @@
         </w:rPr>
         <w:t xml:space="preserve">Deus chama Israel para conhecê-lo e amá-lo (veja </w:t>
       </w:r>
-      <w:hyperlink r:id="rId27">
-        <w:r>
-          <w:rPr>
-            <w:lang w:val="pt_PT" w:bidi="pt_PT"/>
-          </w:rPr>
-          <w:rPr>
-            <w:color w:val="0000EE"/>
-            <w:u w:val="single"/>
-          </w:rPr>
-          <w:t>Dt 6.5</w:t>
-        </w:r>
-      </w:hyperlink>
+      <w:r>
+        <w:rPr>
+          <w:lang w:val="pt_PT" w:bidi="pt_PT"/>
+        </w:rPr>
+        <w:t>Dt 6.5</w:t>
+      </w:r>
       <w:r>
         <w:rPr>
           <w:lang w:val="pt_PT" w:bidi="pt_PT"/>
         </w:rPr>
         <w:t xml:space="preserve">; </w:t>
       </w:r>
-      <w:hyperlink r:id="rId28">
-        <w:r>
-          <w:rPr>
-            <w:lang w:val="pt_PT" w:bidi="pt_PT"/>
-          </w:rPr>
-          <w:rPr>
-            <w:color w:val="0000EE"/>
-            <w:u w:val="single"/>
-          </w:rPr>
-          <w:t>11.1</w:t>
-        </w:r>
-      </w:hyperlink>
+      <w:r>
+        <w:rPr>
+          <w:lang w:val="pt_PT" w:bidi="pt_PT"/>
+        </w:rPr>
+        <w:t>11.1</w:t>
+      </w:r>
       <w:r>
         <w:rPr>
           <w:lang w:val="pt_PT" w:bidi="pt_PT"/>
         </w:rPr>
         <w:t>). Como resultado, eles também amarão e servirão uns aos outros (</w:t>
       </w:r>
-      <w:hyperlink r:id="rId29">
-        <w:r>
-          <w:rPr>
-            <w:lang w:val="pt_PT" w:bidi="pt_PT"/>
-          </w:rPr>
-          <w:rPr>
-            <w:color w:val="0000EE"/>
-            <w:u w:val="single"/>
-          </w:rPr>
-          <w:t>19.18</w:t>
-        </w:r>
-      </w:hyperlink>
+      <w:r>
+        <w:rPr>
+          <w:lang w:val="pt_PT" w:bidi="pt_PT"/>
+        </w:rPr>
+        <w:t>19.18</w:t>
+      </w:r>
       <w:r>
         <w:rPr>
           <w:lang w:val="pt_PT" w:bidi="pt_PT"/>
         </w:rPr>
         <w:t>,</w:t>
       </w:r>
-      <w:hyperlink r:id="rId30">
-        <w:r>
-          <w:rPr>
-            <w:lang w:val="pt_PT" w:bidi="pt_PT"/>
-          </w:rPr>
-          <w:rPr>
-            <w:color w:val="0000EE"/>
-            <w:u w:val="single"/>
-          </w:rPr>
-          <w:t>33–34</w:t>
-        </w:r>
-      </w:hyperlink>
+      <w:r>
+        <w:rPr>
+          <w:lang w:val="pt_PT" w:bidi="pt_PT"/>
+        </w:rPr>
+        <w:t>33–34</w:t>
+      </w:r>
       <w:r>
         <w:rPr>
           <w:lang w:val="pt_PT" w:bidi="pt_PT"/>
@@ -674,576 +566,384 @@
         </w:rPr>
         <w:t xml:space="preserve">É provável que Moisés tenha escrito Levítico durante o tempo de Israel no deserto após o Êxodo. Tanto a tradição judaica quanto a igreja cristã primitiva identificaram Moisés como o autor de Levítico. Moisés, criado na corte do rei do Egito, teria sido habilidoso em leitura, escrita e matemática (veja </w:t>
       </w:r>
-      <w:hyperlink r:id="rId31">
-        <w:r>
-          <w:rPr>
-            <w:lang w:val="pt_PT" w:bidi="pt_PT"/>
-          </w:rPr>
-          <w:rPr>
-            <w:color w:val="0000EE"/>
-            <w:u w:val="single"/>
-          </w:rPr>
-          <w:t>At 7.20–22</w:t>
-        </w:r>
-      </w:hyperlink>
+      <w:r>
+        <w:rPr>
+          <w:lang w:val="pt_PT" w:bidi="pt_PT"/>
+        </w:rPr>
+        <w:t>At 7.20–22</w:t>
+      </w:r>
       <w:r>
         <w:rPr>
           <w:lang w:val="pt_PT" w:bidi="pt_PT"/>
         </w:rPr>
         <w:t>) e bastante capaz de escrever Levítico. O livro começa e termina com declarações afirmando que o conteúdo de Levítico foi dado a Israel por Deus através de Moisés (</w:t>
       </w:r>
-      <w:hyperlink r:id="rId32">
-        <w:r>
-          <w:rPr>
-            <w:lang w:val="pt_PT" w:bidi="pt_PT"/>
-          </w:rPr>
-          <w:rPr>
-            <w:color w:val="0000EE"/>
-            <w:u w:val="single"/>
-          </w:rPr>
-          <w:t>1.1–2</w:t>
-        </w:r>
-      </w:hyperlink>
+      <w:r>
+        <w:rPr>
+          <w:lang w:val="pt_PT" w:bidi="pt_PT"/>
+        </w:rPr>
+        <w:t>1.1–2</w:t>
+      </w:r>
       <w:r>
         <w:rPr>
           <w:lang w:val="pt_PT" w:bidi="pt_PT"/>
         </w:rPr>
         <w:t xml:space="preserve">; </w:t>
       </w:r>
-      <w:hyperlink r:id="rId33">
-        <w:r>
-          <w:rPr>
-            <w:lang w:val="pt_PT" w:bidi="pt_PT"/>
-          </w:rPr>
-          <w:rPr>
-            <w:color w:val="0000EE"/>
-            <w:u w:val="single"/>
-          </w:rPr>
-          <w:t>27.34</w:t>
-        </w:r>
-      </w:hyperlink>
+      <w:r>
+        <w:rPr>
+          <w:lang w:val="pt_PT" w:bidi="pt_PT"/>
+        </w:rPr>
+        <w:t>27.34</w:t>
+      </w:r>
       <w:r>
         <w:rPr>
           <w:lang w:val="pt_PT" w:bidi="pt_PT"/>
         </w:rPr>
         <w:t xml:space="preserve">). Levítico descreve repetidamente como Moisés recebeu as instruções do Senhor (e.g., </w:t>
       </w:r>
-      <w:hyperlink r:id="rId34">
-        <w:r>
-          <w:rPr>
-            <w:lang w:val="pt_PT" w:bidi="pt_PT"/>
-          </w:rPr>
-          <w:rPr>
-            <w:color w:val="0000EE"/>
-            <w:u w:val="single"/>
-          </w:rPr>
-          <w:t>4.1</w:t>
-        </w:r>
-      </w:hyperlink>
+      <w:r>
+        <w:rPr>
+          <w:lang w:val="pt_PT" w:bidi="pt_PT"/>
+        </w:rPr>
+        <w:t>4.1</w:t>
+      </w:r>
       <w:r>
         <w:rPr>
           <w:lang w:val="pt_PT" w:bidi="pt_PT"/>
         </w:rPr>
         <w:t xml:space="preserve">; </w:t>
       </w:r>
-      <w:hyperlink r:id="rId35">
-        <w:r>
-          <w:rPr>
-            <w:lang w:val="pt_PT" w:bidi="pt_PT"/>
-          </w:rPr>
-          <w:rPr>
-            <w:color w:val="0000EE"/>
-            <w:u w:val="single"/>
-          </w:rPr>
-          <w:t>5.14</w:t>
-        </w:r>
-      </w:hyperlink>
+      <w:r>
+        <w:rPr>
+          <w:lang w:val="pt_PT" w:bidi="pt_PT"/>
+        </w:rPr>
+        <w:t>5.14</w:t>
+      </w:r>
       <w:r>
         <w:rPr>
           <w:lang w:val="pt_PT" w:bidi="pt_PT"/>
         </w:rPr>
         <w:t xml:space="preserve">; </w:t>
       </w:r>
-      <w:hyperlink r:id="rId36">
-        <w:r>
-          <w:rPr>
-            <w:lang w:val="pt_PT" w:bidi="pt_PT"/>
-          </w:rPr>
-          <w:rPr>
-            <w:color w:val="0000EE"/>
-            <w:u w:val="single"/>
-          </w:rPr>
-          <w:t>6.1</w:t>
-        </w:r>
-      </w:hyperlink>
+      <w:r>
+        <w:rPr>
+          <w:lang w:val="pt_PT" w:bidi="pt_PT"/>
+        </w:rPr>
+        <w:t>6.1</w:t>
+      </w:r>
       <w:r>
         <w:rPr>
           <w:lang w:val="pt_PT" w:bidi="pt_PT"/>
         </w:rPr>
         <w:t>,</w:t>
       </w:r>
-      <w:hyperlink r:id="rId37">
-        <w:r>
-          <w:rPr>
-            <w:lang w:val="pt_PT" w:bidi="pt_PT"/>
-          </w:rPr>
-          <w:rPr>
-            <w:color w:val="0000EE"/>
-            <w:u w:val="single"/>
-          </w:rPr>
-          <w:t>8</w:t>
-        </w:r>
-      </w:hyperlink>
+      <w:r>
+        <w:rPr>
+          <w:lang w:val="pt_PT" w:bidi="pt_PT"/>
+        </w:rPr>
+        <w:t>8</w:t>
+      </w:r>
       <w:r>
         <w:rPr>
           <w:lang w:val="pt_PT" w:bidi="pt_PT"/>
         </w:rPr>
         <w:t>,</w:t>
       </w:r>
-      <w:hyperlink r:id="rId38">
-        <w:r>
-          <w:rPr>
-            <w:lang w:val="pt_PT" w:bidi="pt_PT"/>
-          </w:rPr>
-          <w:rPr>
-            <w:color w:val="0000EE"/>
-            <w:u w:val="single"/>
-          </w:rPr>
-          <w:t>19</w:t>
-        </w:r>
-      </w:hyperlink>
+      <w:r>
+        <w:rPr>
+          <w:lang w:val="pt_PT" w:bidi="pt_PT"/>
+        </w:rPr>
+        <w:t>19</w:t>
+      </w:r>
       <w:r>
         <w:rPr>
           <w:lang w:val="pt_PT" w:bidi="pt_PT"/>
         </w:rPr>
         <w:t>,</w:t>
       </w:r>
-      <w:hyperlink r:id="rId39">
-        <w:r>
-          <w:rPr>
-            <w:lang w:val="pt_PT" w:bidi="pt_PT"/>
-          </w:rPr>
-          <w:rPr>
-            <w:color w:val="0000EE"/>
-            <w:u w:val="single"/>
-          </w:rPr>
-          <w:t>24</w:t>
-        </w:r>
-      </w:hyperlink>
+      <w:r>
+        <w:rPr>
+          <w:lang w:val="pt_PT" w:bidi="pt_PT"/>
+        </w:rPr>
+        <w:t>24</w:t>
+      </w:r>
       <w:r>
         <w:rPr>
           <w:lang w:val="pt_PT" w:bidi="pt_PT"/>
         </w:rPr>
         <w:t xml:space="preserve">; </w:t>
       </w:r>
-      <w:hyperlink r:id="rId40">
-        <w:r>
-          <w:rPr>
-            <w:lang w:val="pt_PT" w:bidi="pt_PT"/>
-          </w:rPr>
-          <w:rPr>
-            <w:color w:val="0000EE"/>
-            <w:u w:val="single"/>
-          </w:rPr>
-          <w:t>7.22</w:t>
-        </w:r>
-      </w:hyperlink>
+      <w:r>
+        <w:rPr>
+          <w:lang w:val="pt_PT" w:bidi="pt_PT"/>
+        </w:rPr>
+        <w:t>7.22</w:t>
+      </w:r>
       <w:r>
         <w:rPr>
           <w:lang w:val="pt_PT" w:bidi="pt_PT"/>
         </w:rPr>
         <w:t>,</w:t>
       </w:r>
-      <w:hyperlink r:id="rId41">
-        <w:r>
-          <w:rPr>
-            <w:lang w:val="pt_PT" w:bidi="pt_PT"/>
-          </w:rPr>
-          <w:rPr>
-            <w:color w:val="0000EE"/>
-            <w:u w:val="single"/>
-          </w:rPr>
-          <w:t>28</w:t>
-        </w:r>
-      </w:hyperlink>
+      <w:r>
+        <w:rPr>
+          <w:lang w:val="pt_PT" w:bidi="pt_PT"/>
+        </w:rPr>
+        <w:t>28</w:t>
+      </w:r>
       <w:r>
         <w:rPr>
           <w:lang w:val="pt_PT" w:bidi="pt_PT"/>
         </w:rPr>
         <w:t xml:space="preserve">; </w:t>
       </w:r>
-      <w:hyperlink r:id="rId42">
-        <w:r>
-          <w:rPr>
-            <w:lang w:val="pt_PT" w:bidi="pt_PT"/>
-          </w:rPr>
-          <w:rPr>
-            <w:color w:val="0000EE"/>
-            <w:u w:val="single"/>
-          </w:rPr>
-          <w:t>8.1</w:t>
-        </w:r>
-      </w:hyperlink>
+      <w:r>
+        <w:rPr>
+          <w:lang w:val="pt_PT" w:bidi="pt_PT"/>
+        </w:rPr>
+        <w:t>8.1</w:t>
+      </w:r>
       <w:r>
         <w:rPr>
           <w:lang w:val="pt_PT" w:bidi="pt_PT"/>
         </w:rPr>
         <w:t>) e as executou (</w:t>
       </w:r>
-      <w:hyperlink r:id="rId43">
-        <w:r>
-          <w:rPr>
-            <w:lang w:val="pt_PT" w:bidi="pt_PT"/>
-          </w:rPr>
-          <w:rPr>
-            <w:color w:val="0000EE"/>
-            <w:u w:val="single"/>
-          </w:rPr>
-          <w:t>8.4–10.20</w:t>
-        </w:r>
-      </w:hyperlink>
+      <w:r>
+        <w:rPr>
+          <w:lang w:val="pt_PT" w:bidi="pt_PT"/>
+        </w:rPr>
+        <w:t>8.4–10.20</w:t>
+      </w:r>
       <w:r>
         <w:rPr>
           <w:lang w:val="pt_PT" w:bidi="pt_PT"/>
         </w:rPr>
         <w:t xml:space="preserve">). O Antigo Testamento frequentemente se refere a Moisés como o autor do Pentateuco (Gênesis — Deuteronômio; veja </w:t>
       </w:r>
-      <w:hyperlink r:id="rId44">
-        <w:r>
-          <w:rPr>
-            <w:lang w:val="pt_PT" w:bidi="pt_PT"/>
-          </w:rPr>
-          <w:rPr>
-            <w:color w:val="0000EE"/>
-            <w:u w:val="single"/>
-          </w:rPr>
-          <w:t>Js 8.31–32</w:t>
-        </w:r>
-      </w:hyperlink>
+      <w:r>
+        <w:rPr>
+          <w:lang w:val="pt_PT" w:bidi="pt_PT"/>
+        </w:rPr>
+        <w:t>Js 8.31–32</w:t>
+      </w:r>
       <w:r>
         <w:rPr>
           <w:lang w:val="pt_PT" w:bidi="pt_PT"/>
         </w:rPr>
         <w:t xml:space="preserve">; </w:t>
       </w:r>
-      <w:hyperlink r:id="rId45">
-        <w:r>
-          <w:rPr>
-            <w:lang w:val="pt_PT" w:bidi="pt_PT"/>
-          </w:rPr>
-          <w:rPr>
-            <w:color w:val="0000EE"/>
-            <w:u w:val="single"/>
-          </w:rPr>
-          <w:t>23.6</w:t>
-        </w:r>
-      </w:hyperlink>
+      <w:r>
+        <w:rPr>
+          <w:lang w:val="pt_PT" w:bidi="pt_PT"/>
+        </w:rPr>
+        <w:t>23.6</w:t>
+      </w:r>
       <w:r>
         <w:rPr>
           <w:lang w:val="pt_PT" w:bidi="pt_PT"/>
         </w:rPr>
         <w:t xml:space="preserve">; </w:t>
       </w:r>
-      <w:hyperlink r:id="rId46">
-        <w:r>
-          <w:rPr>
-            <w:lang w:val="pt_PT" w:bidi="pt_PT"/>
-          </w:rPr>
-          <w:rPr>
-            <w:color w:val="0000EE"/>
-            <w:u w:val="single"/>
-          </w:rPr>
-          <w:t>1Rs 2.3</w:t>
-        </w:r>
-      </w:hyperlink>
+      <w:r>
+        <w:rPr>
+          <w:lang w:val="pt_PT" w:bidi="pt_PT"/>
+        </w:rPr>
+        <w:t>1Rs 2.3</w:t>
+      </w:r>
       <w:r>
         <w:rPr>
           <w:lang w:val="pt_PT" w:bidi="pt_PT"/>
         </w:rPr>
         <w:t xml:space="preserve">; </w:t>
       </w:r>
-      <w:hyperlink r:id="rId47">
-        <w:r>
-          <w:rPr>
-            <w:lang w:val="pt_PT" w:bidi="pt_PT"/>
-          </w:rPr>
-          <w:rPr>
-            <w:color w:val="0000EE"/>
-            <w:u w:val="single"/>
-          </w:rPr>
-          <w:t>2Rs 14.6</w:t>
-        </w:r>
-      </w:hyperlink>
+      <w:r>
+        <w:rPr>
+          <w:lang w:val="pt_PT" w:bidi="pt_PT"/>
+        </w:rPr>
+        <w:t>2Rs 14.6</w:t>
+      </w:r>
       <w:r>
         <w:rPr>
           <w:lang w:val="pt_PT" w:bidi="pt_PT"/>
         </w:rPr>
         <w:t xml:space="preserve">; </w:t>
       </w:r>
-      <w:hyperlink r:id="rId48">
-        <w:r>
-          <w:rPr>
-            <w:lang w:val="pt_PT" w:bidi="pt_PT"/>
-          </w:rPr>
-          <w:rPr>
-            <w:color w:val="0000EE"/>
-            <w:u w:val="single"/>
-          </w:rPr>
-          <w:t>23.25</w:t>
-        </w:r>
-      </w:hyperlink>
+      <w:r>
+        <w:rPr>
+          <w:lang w:val="pt_PT" w:bidi="pt_PT"/>
+        </w:rPr>
+        <w:t>23.25</w:t>
+      </w:r>
       <w:r>
         <w:rPr>
           <w:lang w:val="pt_PT" w:bidi="pt_PT"/>
         </w:rPr>
         <w:t xml:space="preserve">; </w:t>
       </w:r>
-      <w:hyperlink r:id="rId49">
-        <w:r>
-          <w:rPr>
-            <w:lang w:val="pt_PT" w:bidi="pt_PT"/>
-          </w:rPr>
-          <w:rPr>
-            <w:color w:val="0000EE"/>
-            <w:u w:val="single"/>
-          </w:rPr>
-          <w:t>2Cr 23.18</w:t>
-        </w:r>
-      </w:hyperlink>
+      <w:r>
+        <w:rPr>
+          <w:lang w:val="pt_PT" w:bidi="pt_PT"/>
+        </w:rPr>
+        <w:t>2Cr 23.18</w:t>
+      </w:r>
       <w:r>
         <w:rPr>
           <w:lang w:val="pt_PT" w:bidi="pt_PT"/>
         </w:rPr>
         <w:t xml:space="preserve">; </w:t>
       </w:r>
-      <w:hyperlink r:id="rId50">
-        <w:r>
-          <w:rPr>
-            <w:lang w:val="pt_PT" w:bidi="pt_PT"/>
-          </w:rPr>
-          <w:rPr>
-            <w:color w:val="0000EE"/>
-            <w:u w:val="single"/>
-          </w:rPr>
-          <w:t>30.16</w:t>
-        </w:r>
-      </w:hyperlink>
+      <w:r>
+        <w:rPr>
+          <w:lang w:val="pt_PT" w:bidi="pt_PT"/>
+        </w:rPr>
+        <w:t>30.16</w:t>
+      </w:r>
       <w:r>
         <w:rPr>
           <w:lang w:val="pt_PT" w:bidi="pt_PT"/>
         </w:rPr>
         <w:t xml:space="preserve">; </w:t>
       </w:r>
-      <w:hyperlink r:id="rId51">
-        <w:r>
-          <w:rPr>
-            <w:lang w:val="pt_PT" w:bidi="pt_PT"/>
-          </w:rPr>
-          <w:rPr>
-            <w:color w:val="0000EE"/>
-            <w:u w:val="single"/>
-          </w:rPr>
-          <w:t>Ed 3.2</w:t>
-        </w:r>
-      </w:hyperlink>
+      <w:r>
+        <w:rPr>
+          <w:lang w:val="pt_PT" w:bidi="pt_PT"/>
+        </w:rPr>
+        <w:t>Ed 3.2</w:t>
+      </w:r>
       <w:r>
         <w:rPr>
           <w:lang w:val="pt_PT" w:bidi="pt_PT"/>
         </w:rPr>
         <w:t xml:space="preserve">; </w:t>
       </w:r>
-      <w:hyperlink r:id="rId52">
-        <w:r>
-          <w:rPr>
-            <w:lang w:val="pt_PT" w:bidi="pt_PT"/>
-          </w:rPr>
-          <w:rPr>
-            <w:color w:val="0000EE"/>
-            <w:u w:val="single"/>
-          </w:rPr>
-          <w:t>7.6</w:t>
-        </w:r>
-      </w:hyperlink>
+      <w:r>
+        <w:rPr>
+          <w:lang w:val="pt_PT" w:bidi="pt_PT"/>
+        </w:rPr>
+        <w:t>7.6</w:t>
+      </w:r>
       <w:r>
         <w:rPr>
           <w:lang w:val="pt_PT" w:bidi="pt_PT"/>
         </w:rPr>
         <w:t xml:space="preserve">; </w:t>
       </w:r>
-      <w:hyperlink r:id="rId53">
-        <w:r>
-          <w:rPr>
-            <w:lang w:val="pt_PT" w:bidi="pt_PT"/>
-          </w:rPr>
-          <w:rPr>
-            <w:color w:val="0000EE"/>
-            <w:u w:val="single"/>
-          </w:rPr>
-          <w:t>Ne 8.1</w:t>
-        </w:r>
-      </w:hyperlink>
+      <w:r>
+        <w:rPr>
+          <w:lang w:val="pt_PT" w:bidi="pt_PT"/>
+        </w:rPr>
+        <w:t>Ne 8.1</w:t>
+      </w:r>
       <w:r>
         <w:rPr>
           <w:lang w:val="pt_PT" w:bidi="pt_PT"/>
         </w:rPr>
         <w:t xml:space="preserve">; </w:t>
       </w:r>
-      <w:hyperlink r:id="rId54">
-        <w:r>
-          <w:rPr>
-            <w:lang w:val="pt_PT" w:bidi="pt_PT"/>
-          </w:rPr>
-          <w:rPr>
-            <w:color w:val="0000EE"/>
-            <w:u w:val="single"/>
-          </w:rPr>
-          <w:t>Dn 9.11–13</w:t>
-        </w:r>
-      </w:hyperlink>
+      <w:r>
+        <w:rPr>
+          <w:lang w:val="pt_PT" w:bidi="pt_PT"/>
+        </w:rPr>
+        <w:t>Dn 9.11–13</w:t>
+      </w:r>
       <w:r>
         <w:rPr>
           <w:lang w:val="pt_PT" w:bidi="pt_PT"/>
         </w:rPr>
         <w:t>). O Novo Testamento faz o mesmo (</w:t>
       </w:r>
-      <w:hyperlink r:id="rId55">
-        <w:r>
-          <w:rPr>
-            <w:lang w:val="pt_PT" w:bidi="pt_PT"/>
-          </w:rPr>
-          <w:rPr>
-            <w:color w:val="0000EE"/>
-            <w:u w:val="single"/>
-          </w:rPr>
-          <w:t>Mt 19.7–8</w:t>
-        </w:r>
-      </w:hyperlink>
+      <w:r>
+        <w:rPr>
+          <w:lang w:val="pt_PT" w:bidi="pt_PT"/>
+        </w:rPr>
+        <w:t>Mt 19.7–8</w:t>
+      </w:r>
       <w:r>
         <w:rPr>
           <w:lang w:val="pt_PT" w:bidi="pt_PT"/>
         </w:rPr>
         <w:t xml:space="preserve">; </w:t>
       </w:r>
-      <w:hyperlink r:id="rId56">
-        <w:r>
-          <w:rPr>
-            <w:lang w:val="pt_PT" w:bidi="pt_PT"/>
-          </w:rPr>
-          <w:rPr>
-            <w:color w:val="0000EE"/>
-            <w:u w:val="single"/>
-          </w:rPr>
-          <w:t>Lc 2.22</w:t>
-        </w:r>
-      </w:hyperlink>
+      <w:r>
+        <w:rPr>
+          <w:lang w:val="pt_PT" w:bidi="pt_PT"/>
+        </w:rPr>
+        <w:t>Lc 2.22</w:t>
+      </w:r>
       <w:r>
         <w:rPr>
           <w:lang w:val="pt_PT" w:bidi="pt_PT"/>
         </w:rPr>
         <w:t xml:space="preserve">; </w:t>
       </w:r>
-      <w:hyperlink r:id="rId57">
-        <w:r>
-          <w:rPr>
-            <w:lang w:val="pt_PT" w:bidi="pt_PT"/>
-          </w:rPr>
-          <w:rPr>
-            <w:color w:val="0000EE"/>
-            <w:u w:val="single"/>
-          </w:rPr>
-          <w:t>24.44</w:t>
-        </w:r>
-      </w:hyperlink>
+      <w:r>
+        <w:rPr>
+          <w:lang w:val="pt_PT" w:bidi="pt_PT"/>
+        </w:rPr>
+        <w:t>24.44</w:t>
+      </w:r>
       <w:r>
         <w:rPr>
           <w:lang w:val="pt_PT" w:bidi="pt_PT"/>
         </w:rPr>
         <w:t xml:space="preserve">; </w:t>
       </w:r>
-      <w:hyperlink r:id="rId58">
-        <w:r>
-          <w:rPr>
-            <w:lang w:val="pt_PT" w:bidi="pt_PT"/>
-          </w:rPr>
-          <w:rPr>
-            <w:color w:val="0000EE"/>
-            <w:u w:val="single"/>
-          </w:rPr>
-          <w:t>Jo 7.19</w:t>
-        </w:r>
-      </w:hyperlink>
+      <w:r>
+        <w:rPr>
+          <w:lang w:val="pt_PT" w:bidi="pt_PT"/>
+        </w:rPr>
+        <w:t>Jo 7.19</w:t>
+      </w:r>
       <w:r>
         <w:rPr>
           <w:lang w:val="pt_PT" w:bidi="pt_PT"/>
         </w:rPr>
         <w:t>,</w:t>
       </w:r>
-      <w:hyperlink r:id="rId59">
-        <w:r>
-          <w:rPr>
-            <w:lang w:val="pt_PT" w:bidi="pt_PT"/>
-          </w:rPr>
-          <w:rPr>
-            <w:color w:val="0000EE"/>
-            <w:u w:val="single"/>
-          </w:rPr>
-          <w:t>23</w:t>
-        </w:r>
-      </w:hyperlink>
+      <w:r>
+        <w:rPr>
+          <w:lang w:val="pt_PT" w:bidi="pt_PT"/>
+        </w:rPr>
+        <w:t>23</w:t>
+      </w:r>
       <w:r>
         <w:rPr>
           <w:lang w:val="pt_PT" w:bidi="pt_PT"/>
         </w:rPr>
         <w:t xml:space="preserve">; </w:t>
       </w:r>
-      <w:hyperlink r:id="rId60">
-        <w:r>
-          <w:rPr>
-            <w:lang w:val="pt_PT" w:bidi="pt_PT"/>
-          </w:rPr>
-          <w:rPr>
-            <w:color w:val="0000EE"/>
-            <w:u w:val="single"/>
-          </w:rPr>
-          <w:t>Rm 10.5</w:t>
-        </w:r>
-      </w:hyperlink>
+      <w:r>
+        <w:rPr>
+          <w:lang w:val="pt_PT" w:bidi="pt_PT"/>
+        </w:rPr>
+        <w:t>Rm 10.5</w:t>
+      </w:r>
       <w:r>
         <w:rPr>
           <w:lang w:val="pt_PT" w:bidi="pt_PT"/>
         </w:rPr>
         <w:t xml:space="preserve">; </w:t>
       </w:r>
-      <w:hyperlink r:id="rId61">
-        <w:r>
-          <w:rPr>
-            <w:lang w:val="pt_PT" w:bidi="pt_PT"/>
-          </w:rPr>
-          <w:rPr>
-            <w:color w:val="0000EE"/>
-            <w:u w:val="single"/>
-          </w:rPr>
-          <w:t>1Co 9.9</w:t>
-        </w:r>
-      </w:hyperlink>
+      <w:r>
+        <w:rPr>
+          <w:lang w:val="pt_PT" w:bidi="pt_PT"/>
+        </w:rPr>
+        <w:t>1Co 9.9</w:t>
+      </w:r>
       <w:r>
         <w:rPr>
           <w:lang w:val="pt_PT" w:bidi="pt_PT"/>
         </w:rPr>
         <w:t xml:space="preserve">; </w:t>
       </w:r>
-      <w:hyperlink r:id="rId62">
-        <w:r>
-          <w:rPr>
-            <w:lang w:val="pt_PT" w:bidi="pt_PT"/>
-          </w:rPr>
-          <w:rPr>
-            <w:color w:val="0000EE"/>
-            <w:u w:val="single"/>
-          </w:rPr>
-          <w:t>Hb 10.28</w:t>
-        </w:r>
-      </w:hyperlink>
+      <w:r>
+        <w:rPr>
+          <w:lang w:val="pt_PT" w:bidi="pt_PT"/>
+        </w:rPr>
+        <w:t>Hb 10.28</w:t>
+      </w:r>
       <w:r>
         <w:rPr>
           <w:lang w:val="pt_PT" w:bidi="pt_PT"/>
@@ -1287,18 +987,12 @@
         </w:rPr>
         <w:t>Embora esteja ambientado em um tempo e cultura antigos, Levítico comunica uma mensagem vibrante e atemporal: Deus é santo, e Ele espera que Seu povo, a quem Ele resgatou, seja santo como Ele é. A santidade de Deus e Sua graciosa redenção fornecem tanto a base quanto a motivação para a própria santidade de Seu povo (</w:t>
       </w:r>
-      <w:hyperlink r:id="rId13">
-        <w:r>
-          <w:rPr>
-            <w:lang w:val="pt_PT" w:bidi="pt_PT"/>
-          </w:rPr>
-          <w:rPr>
-            <w:color w:val="0000EE"/>
-            <w:u w:val="single"/>
-          </w:rPr>
-          <w:t>11.44–45</w:t>
-        </w:r>
-      </w:hyperlink>
+      <w:r>
+        <w:rPr>
+          <w:lang w:val="pt_PT" w:bidi="pt_PT"/>
+        </w:rPr>
+        <w:t>11.44–45</w:t>
+      </w:r>
       <w:r>
         <w:rPr>
           <w:lang w:val="pt_PT" w:bidi="pt_PT"/>
@@ -1319,72 +1013,48 @@
         </w:rPr>
         <w:t>Os sacerdotes atuavam como mediadores da aliança entre Deus e o povo. Eles interpretavam o que era sagrado e como a santidade deveria ser expressa na comunidade. Os sacrifícios de expiação ofereciam um meio para que o povo tivesse seus pecados perdoados e fosse reconciliado com Deus. Os sacrifícios não expiatórios celebravam o relacionamento do povo com Deus por meio de presentes e refeições compartilhadas. Enquanto as nações ao redor ofereciam sacrifícios aos seus deuses para apaziguá-los e ganhar seu favor, a adoração de Israel não era projetada para manipular Deus. Em vez disso, a adoração preparava e purificava o povo para que pudesse se aproximar de Deus. Cada uma das leis, cerimônias e dias sagrados ensina que Deus é santo e que Ele espera que Seu povo seja santo (</w:t>
       </w:r>
-      <w:hyperlink r:id="rId13">
-        <w:r>
-          <w:rPr>
-            <w:lang w:val="pt_PT" w:bidi="pt_PT"/>
-          </w:rPr>
-          <w:rPr>
-            <w:color w:val="0000EE"/>
-            <w:u w:val="single"/>
-          </w:rPr>
-          <w:t>Lv 11.44–45</w:t>
-        </w:r>
-      </w:hyperlink>
+      <w:r>
+        <w:rPr>
+          <w:lang w:val="pt_PT" w:bidi="pt_PT"/>
+        </w:rPr>
+        <w:t>Lv 11.44–45</w:t>
+      </w:r>
       <w:r>
         <w:rPr>
           <w:lang w:val="pt_PT" w:bidi="pt_PT"/>
         </w:rPr>
         <w:t xml:space="preserve">; </w:t>
       </w:r>
-      <w:hyperlink r:id="rId63">
-        <w:r>
-          <w:rPr>
-            <w:lang w:val="pt_PT" w:bidi="pt_PT"/>
-          </w:rPr>
-          <w:rPr>
-            <w:color w:val="0000EE"/>
-            <w:u w:val="single"/>
-          </w:rPr>
-          <w:t>19.2</w:t>
-        </w:r>
-      </w:hyperlink>
+      <w:r>
+        <w:rPr>
+          <w:lang w:val="pt_PT" w:bidi="pt_PT"/>
+        </w:rPr>
+        <w:t>19.2</w:t>
+      </w:r>
       <w:r>
         <w:rPr>
           <w:lang w:val="pt_PT" w:bidi="pt_PT"/>
         </w:rPr>
         <w:t xml:space="preserve">; veja </w:t>
       </w:r>
-      <w:hyperlink r:id="rId64">
-        <w:r>
-          <w:rPr>
-            <w:lang w:val="pt_PT" w:bidi="pt_PT"/>
-          </w:rPr>
-          <w:rPr>
-            <w:color w:val="0000EE"/>
-            <w:u w:val="single"/>
-          </w:rPr>
-          <w:t>1Co 3.17</w:t>
-        </w:r>
-      </w:hyperlink>
+      <w:r>
+        <w:rPr>
+          <w:lang w:val="pt_PT" w:bidi="pt_PT"/>
+        </w:rPr>
+        <w:t>1Co 3.17</w:t>
+      </w:r>
       <w:r>
         <w:rPr>
           <w:lang w:val="pt_PT" w:bidi="pt_PT"/>
         </w:rPr>
         <w:t xml:space="preserve">; </w:t>
       </w:r>
-      <w:hyperlink r:id="rId65">
-        <w:r>
-          <w:rPr>
-            <w:lang w:val="pt_PT" w:bidi="pt_PT"/>
-          </w:rPr>
-          <w:rPr>
-            <w:color w:val="0000EE"/>
-            <w:u w:val="single"/>
-          </w:rPr>
-          <w:t>1Pe 1.15</w:t>
-        </w:r>
-      </w:hyperlink>
+      <w:r>
+        <w:rPr>
+          <w:lang w:val="pt_PT" w:bidi="pt_PT"/>
+        </w:rPr>
+        <w:t>1Pe 1.15</w:t>
+      </w:r>
       <w:r>
         <w:rPr>
           <w:lang w:val="pt_PT" w:bidi="pt_PT"/>
@@ -1405,108 +1075,72 @@
         </w:rPr>
         <w:t xml:space="preserve">O perdão do pecado e a reconciliação com Deus estão diretamente relacionados a como as pessoas tratam umas às outras. A preocupação com a justiça social permeia Levítico, que estabelece obrigações para com o próximo, os pobres e os estrangeiros. Deus espera que aqueles em aliança com Ele amem uns aos outros como uma expressão de Seu amor (cf. </w:t>
       </w:r>
-      <w:hyperlink r:id="rId66">
-        <w:r>
-          <w:rPr>
-            <w:lang w:val="pt_PT" w:bidi="pt_PT"/>
-          </w:rPr>
-          <w:rPr>
-            <w:color w:val="0000EE"/>
-            <w:u w:val="single"/>
-          </w:rPr>
-          <w:t>Mt 22.39</w:t>
-        </w:r>
-      </w:hyperlink>
+      <w:r>
+        <w:rPr>
+          <w:lang w:val="pt_PT" w:bidi="pt_PT"/>
+        </w:rPr>
+        <w:t>Mt 22.39</w:t>
+      </w:r>
       <w:r>
         <w:rPr>
           <w:lang w:val="pt_PT" w:bidi="pt_PT"/>
         </w:rPr>
         <w:t xml:space="preserve">; </w:t>
       </w:r>
-      <w:hyperlink r:id="rId67">
-        <w:r>
-          <w:rPr>
-            <w:lang w:val="pt_PT" w:bidi="pt_PT"/>
-          </w:rPr>
-          <w:rPr>
-            <w:color w:val="0000EE"/>
-            <w:u w:val="single"/>
-          </w:rPr>
-          <w:t>Mc 12.31</w:t>
-        </w:r>
-      </w:hyperlink>
+      <w:r>
+        <w:rPr>
+          <w:lang w:val="pt_PT" w:bidi="pt_PT"/>
+        </w:rPr>
+        <w:t>Mc 12.31</w:t>
+      </w:r>
       <w:r>
         <w:rPr>
           <w:lang w:val="pt_PT" w:bidi="pt_PT"/>
         </w:rPr>
         <w:t xml:space="preserve">; </w:t>
       </w:r>
-      <w:hyperlink r:id="rId68">
-        <w:r>
-          <w:rPr>
-            <w:lang w:val="pt_PT" w:bidi="pt_PT"/>
-          </w:rPr>
-          <w:rPr>
-            <w:color w:val="0000EE"/>
-            <w:u w:val="single"/>
-          </w:rPr>
-          <w:t>Lc 10.27</w:t>
-        </w:r>
-      </w:hyperlink>
+      <w:r>
+        <w:rPr>
+          <w:lang w:val="pt_PT" w:bidi="pt_PT"/>
+        </w:rPr>
+        <w:t>Lc 10.27</w:t>
+      </w:r>
       <w:r>
         <w:rPr>
           <w:lang w:val="pt_PT" w:bidi="pt_PT"/>
         </w:rPr>
         <w:t xml:space="preserve">; </w:t>
       </w:r>
-      <w:hyperlink r:id="rId69">
-        <w:r>
-          <w:rPr>
-            <w:lang w:val="pt_PT" w:bidi="pt_PT"/>
-          </w:rPr>
-          <w:rPr>
-            <w:color w:val="0000EE"/>
-            <w:u w:val="single"/>
-          </w:rPr>
-          <w:t>Rm 13.9</w:t>
-        </w:r>
-      </w:hyperlink>
+      <w:r>
+        <w:rPr>
+          <w:lang w:val="pt_PT" w:bidi="pt_PT"/>
+        </w:rPr>
+        <w:t>Rm 13.9</w:t>
+      </w:r>
       <w:r>
         <w:rPr>
           <w:lang w:val="pt_PT" w:bidi="pt_PT"/>
         </w:rPr>
         <w:t xml:space="preserve">; </w:t>
       </w:r>
-      <w:hyperlink r:id="rId70">
-        <w:r>
-          <w:rPr>
-            <w:lang w:val="pt_PT" w:bidi="pt_PT"/>
-          </w:rPr>
-          <w:rPr>
-            <w:color w:val="0000EE"/>
-            <w:u w:val="single"/>
-          </w:rPr>
-          <w:t>Gl 5.14</w:t>
-        </w:r>
-      </w:hyperlink>
+      <w:r>
+        <w:rPr>
+          <w:lang w:val="pt_PT" w:bidi="pt_PT"/>
+        </w:rPr>
+        <w:t>Gl 5.14</w:t>
+      </w:r>
       <w:r>
         <w:rPr>
           <w:lang w:val="pt_PT" w:bidi="pt_PT"/>
         </w:rPr>
         <w:t xml:space="preserve">; </w:t>
       </w:r>
-      <w:hyperlink r:id="rId71">
-        <w:r>
-          <w:rPr>
-            <w:lang w:val="pt_PT" w:bidi="pt_PT"/>
-          </w:rPr>
-          <w:rPr>
-            <w:color w:val="0000EE"/>
-            <w:u w:val="single"/>
-          </w:rPr>
-          <w:t>Tg 2.8</w:t>
-        </w:r>
-      </w:hyperlink>
+      <w:r>
+        <w:rPr>
+          <w:lang w:val="pt_PT" w:bidi="pt_PT"/>
+        </w:rPr>
+        <w:t>Tg 2.8</w:t>
+      </w:r>
       <w:r>
         <w:rPr>
           <w:lang w:val="pt_PT" w:bidi="pt_PT"/>
